--- a/plans/Impuestify_Manual_Usuario_2026.docx
+++ b/plans/Impuestify_Manual_Usuario_2026.docx
@@ -5261,7 +5261,121 @@
         <w:pStyle w:val="Heading1"/>
       </w:pPr>
       <w:r>
-        <w:t>18. Territorios forales</w:t>
+        <w:t>18. Calculadora de Umbrales Contables (NUEVO)</w:t>
+      </w:r>
+    </w:p>
+    <w:p>
+      <w:pPr/>
+      <w:r>
+        <w:t>Accede a /calculadora-umbrales para determinar si tu empresa debe usar el PGC Normal o el PGC PYMES, y si necesita auditoria obligatoria segun la Ley de Sociedades de Capital (LSC).</w:t>
+      </w:r>
+    </w:p>
+    <w:p>
+      <w:pPr/>
+      <w:r>
+        <w:t>Introduce los datos de tu empresa (cifra de negocios, total activo, numero de empleados) y el sistema clasifica automaticamente tu empresa en funcion de los umbrales legales vigentes.</w:t>
+      </w:r>
+    </w:p>
+    <w:p>
+      <w:pPr/>
+      <w:r>
+        <w:t>Esta herramienta es publica y no requiere registro.</w:t>
+      </w:r>
+    </w:p>
+    <w:p>
+      <w:pPr>
+        <w:pStyle w:val="Heading1"/>
+      </w:pPr>
+      <w:r>
+        <w:t>18b. Obligaciones Fiscales por Perfil (NUEVO)</w:t>
+      </w:r>
+    </w:p>
+    <w:p>
+      <w:pPr/>
+      <w:r>
+        <w:t>En /modelos-obligatorios puedes descubrir que modelos fiscales tienes que presentar segun tu perfil, comunidad autonoma y actividad economica.</w:t>
+      </w:r>
+    </w:p>
+    <w:p>
+      <w:pPr/>
+      <w:r>
+        <w:t>El sistema tiene en cuenta si eres particular, autonomo o creador de contenido, tu CCAA de residencia (incluyendo regimen foral, IGIC en Canarias e IPSI en Ceuta/Melilla), y tu epigrafe IAE.</w:t>
+      </w:r>
+    </w:p>
+    <w:p>
+      <w:pPr/>
+      <w:r>
+        <w:t>Esta herramienta es publica y no requiere registro.</w:t>
+      </w:r>
+    </w:p>
+    <w:p>
+      <w:pPr>
+        <w:pStyle w:val="Heading1"/>
+      </w:pPr>
+      <w:r>
+        <w:t>18c. Farmacias (NUEVO)</w:t>
+      </w:r>
+    </w:p>
+    <w:p>
+      <w:pPr/>
+      <w:r>
+        <w:t>Impuestify incluye soporte especializado para farmaceuticos titulares (epigrafe IAE 652.1).</w:t>
+      </w:r>
+    </w:p>
+    <w:p>
+      <w:pPr>
+        <w:pStyle w:val="Heading2"/>
+      </w:pPr>
+      <w:r>
+        <w:t>Recargo de Equivalencia</w:t>
+      </w:r>
+    </w:p>
+    <w:p>
+      <w:pPr/>
+      <w:r>
+        <w:t>Las farmacias operan bajo el regimen de Recargo de Equivalencia (Art. 154-163 LIVA). El sistema aplica automaticamente los tipos de RE: 0,5% (IVA 4%), 1,4% (IVA 10%) y 5,2% (IVA 21%).</w:t>
+      </w:r>
+    </w:p>
+    <w:p>
+      <w:pPr>
+        <w:pStyle w:val="Heading2"/>
+      </w:pPr>
+      <w:r>
+        <w:t>Deducciones especificas</w:t>
+      </w:r>
+    </w:p>
+    <w:p>
+      <w:pPr/>
+      <w:r>
+        <w:t>6 deducciones especificas para farmacias: cuota de colegio, seguro de responsabilidad civil, formacion continua, amortizacion del fondo de comercio (5%, Art. 12.6 LIS), local comercial, y vehiculo para reparto domiciliario.</w:t>
+      </w:r>
+    </w:p>
+    <w:p>
+      <w:pPr>
+        <w:pStyle w:val="Heading2"/>
+      </w:pPr>
+      <w:r>
+        <w:t>Clasificador de facturas</w:t>
+      </w:r>
+    </w:p>
+    <w:p>
+      <w:pPr/>
+      <w:r>
+        <w:t>El clasificador de facturas reconoce automaticamente facturas de distribuidoras farmaceuticas (Cofares, Alliance Healthcare, etc.) con multiples tipos de IVA y Recargo de Equivalencia en la misma factura.</w:t>
+      </w:r>
+    </w:p>
+    <w:p>
+      <w:pPr/>
+      <w:r>
+        <w:t>Accede a la pagina de Farmacias en /farmacias para mas informacion.</w:t>
+      </w:r>
+    </w:p>
+    <w:p>
+      <w:pPr>
+        <w:pStyle w:val="Heading1"/>
+      </w:pPr>
+      <w:r>
+        <w:t>20. Territorios forales</w:t>
       </w:r>
     </w:p>
     <w:p>
@@ -5601,7 +5715,7 @@
         <w:pStyle w:val="Heading1"/>
       </w:pPr>
       <w:r>
-        <w:t>19. Preguntas frecuentes</w:t>
+        <w:t>21. Preguntas frecuentes</w:t>
       </w:r>
     </w:p>
     <w:p>
@@ -5791,7 +5905,7 @@
         <w:pStyle w:val="Heading1"/>
       </w:pPr>
       <w:r>
-        <w:t>20. Soporte y contacto</w:t>
+        <w:t>22. Soporte y contacto</w:t>
       </w:r>
     </w:p>
     <w:p>

--- a/plans/Impuestify_Manual_Usuario_2026.docx
+++ b/plans/Impuestify_Manual_Usuario_2026.docx
@@ -5371,6 +5371,40 @@
       </w:r>
     </w:p>
     <w:p>
+      <w:pPr/>
+      <w:r>
+        <w:t>Se presenta anual (periodo 0A) o trimestral. Como farmaceutico en RE, NO presentas Modelo 303 ni 390 — tu modelo de IVA es el 308.</w:t>
+      </w:r>
+    </w:p>
+    <w:p>
+      <w:pPr/>
+      <w:r>
+        <w:t>El asistente calcula automaticamente el importe a devolver. Indica la base imponible de tus adquisiciones por tipo de IVA (21%, 10%, 4%), operaciones con inversion del sujeto pasivo, y exportaciones exentas.</w:t>
+      </w:r>
+    </w:p>
+    <w:p>
+      <w:pPr/>
+      <w:r>
+        <w:t>Si eres farmaceutico y realizas adquisiciones intracomunitarias (compras a proveedores de la UE) o inversiones del sujeto pasivo, puedes solicitar la devolucion del IVA y RE soportado mediante el Modelo 308.</w:t>
+      </w:r>
+    </w:p>
+    <w:p>
+      <w:pPr>
+        <w:pStyle w:val="Heading2"/>
+      </w:pPr>
+      <w:r>
+        <w:t>Modelo 308 — Devolucion del Recargo de Equivalencia</w:t>
+      </w:r>
+    </w:p>
+    <w:p/>
+    <w:p/>
+    <w:p/>
+    <w:p/>
+    <w:p/>
+    <w:p/>
+    <w:p/>
+    <w:p/>
+    <w:p>
       <w:pPr>
         <w:pStyle w:val="Heading1"/>
       </w:pPr>
